--- a/pr-preview/pr-373/mcmc-handout-tracked-changes.docx
+++ b/pr-preview/pr-373/mcmc-handout-tracked-changes.docx
@@ -16,7 +16,7 @@
       </w:pPr>
       <w:del w:id="1" w:author="PR Preview" w:date="2026-01-01T00:00:00Z">
         <w:r>
-          <w:delText xml:space="preserve">Last modified: 2026-10-19 01:42:24 (PDT)</w:delText>
+          <w:delText xml:space="preserve">Last modified: 2026-10-19 03:13:51 (PDT)</w:delText>
         </w:r>
       </w:del>
     </w:p>
@@ -26,7 +26,7 @@
       </w:pPr>
       <w:ins w:id="2" w:author="PR Preview" w:date="2026-01-01T00:00:00Z">
         <w:r>
-          <w:t xml:space="preserve">Last modified: 2026-10-19 02:32:24 (PDT)</w:t>
+          <w:t xml:space="preserve">Last modified: 2026-10-19 03:23:45 (PDT)</w:t>
         </w:r>
       </w:ins>
     </w:p>

--- a/pr-preview/pr-373/mcmc-handout-tracked-changes.docx
+++ b/pr-preview/pr-373/mcmc-handout-tracked-changes.docx
@@ -16,7 +16,7 @@
       </w:pPr>
       <w:del w:id="1" w:author="PR Preview" w:date="2026-01-01T00:00:00Z">
         <w:r>
-          <w:delText xml:space="preserve">Last modified: 2026-10-19 03:13:51 (PDT)</w:delText>
+          <w:delText xml:space="preserve">Last modified: 2026-10-19 03:59:32 (PDT)</w:delText>
         </w:r>
       </w:del>
     </w:p>
@@ -26,7 +26,7 @@
       </w:pPr>
       <w:ins w:id="2" w:author="PR Preview" w:date="2026-01-01T00:00:00Z">
         <w:r>
-          <w:t xml:space="preserve">Last modified: 2026-10-19 03:23:45 (PDT)</w:t>
+          <w:t xml:space="preserve">Last modified: 2026-10-19 04:10:08 (PDT)</w:t>
         </w:r>
       </w:ins>
     </w:p>
@@ -463,7 +463,7 @@
         <m:sSub>
           <m:e>
             <m:r>
-              <m:t>ν</m:t>
+              <m:t>u</m:t>
             </m:r>
           </m:e>
           <m:sub>
@@ -489,7 +489,7 @@
         <m:sSub>
           <m:e>
             <m:r>
-              <m:t>ν</m:t>
+              <m:t>u</m:t>
             </m:r>
           </m:e>
           <m:sub>
@@ -1035,93 +1035,277 @@
       <w:pPr>
         <w:pStyle w:val="FirstParagraph"/>
       </w:pPr>
-      <w:r>
-        <w:rPr>
-          <w:b/>
-          <w:bCs/>
-        </w:rPr>
-        <w:t xml:space="preserve">Definition 2 (Monte Carlo estimate)</w:t>
-      </w:r>
-      <w:r>
-        <w:t xml:space="preserve"> </w:t>
-      </w:r>
-      <w:r>
-        <w:t xml:space="preserve">Given draws</w:t>
-      </w:r>
-      <w:r>
-        <w:t xml:space="preserve"> </w:t>
-      </w:r>
-      <w:r>
-        <w:t xml:space="preserve">$\mathord{\smash[b]{\underset{\raise.3ex\hbox{$\scriptstyle\sim$}}{\theta}}\vphantom{\theta}}^{(1)}, \ldots, \mathord{\smash[b]{\underset{\raise.3ex\hbox{$\scriptstyle\sim$}}{\theta}}\vphantom{\theta}}^{(M)} \ \sim_{\operatorname{iid}}\ \operatorname{p}(\mathord{\smash[b]{\underset{\raise.3ex\hbox{$\scriptstyle\sim$}}{\theta}}\vphantom{\theta}}\mid \mathord{\smash[b]{\underset{\raise.3ex\hbox{$\scriptstyle\sim$}}{y}}\vphantom{y}})$</w:t>
-      </w:r>
-      <w:r>
-        <w:t xml:space="preserve"> </w:t>
-      </w:r>
-      <w:r>
-        <w:t xml:space="preserve">and a function</w:t>
-      </w:r>
-      <w:r>
-        <w:t xml:space="preserve"> </w:t>
-      </w:r>
-      <m:oMath>
-        <m:r>
-          <m:t>g</m:t>
-        </m:r>
-      </m:oMath>
-      <w:r>
-        <w:t xml:space="preserve">,</w:t>
-      </w:r>
-      <w:r>
-        <w:t xml:space="preserve"> </w:t>
-      </w:r>
-      <w:r>
-        <w:t xml:space="preserve">the</w:t>
-      </w:r>
-      <w:r>
-        <w:t xml:space="preserve"> </w:t>
-      </w:r>
-      <w:r>
-        <w:rPr>
-          <w:b/>
-          <w:bCs/>
-        </w:rPr>
-        <w:t xml:space="preserve">Monte Carlo estimate</w:t>
-      </w:r>
-      <w:r>
-        <w:t xml:space="preserve"> </w:t>
-      </w:r>
-      <w:r>
-        <w:t xml:space="preserve">of the</w:t>
-      </w:r>
-      <w:r>
-        <w:t xml:space="preserve"> </w:t>
-      </w:r>
-      <w:hyperlink w:anchor="def-posterior">
+      <w:del w:id="3" w:author="PR Preview" w:date="2026-01-01T00:00:00Z">
         <w:r>
           <w:rPr>
-            <w:rStyle w:val="Hyperlink"/>
+            <w:b/>
+            <w:bCs/>
           </w:rPr>
-          <w:t xml:space="preserve">posterior</w:t>
+          <w:delText xml:space="preserve">Definition 2 (Monte Carlo estimate)</w:delText>
         </w:r>
+      </w:del>
+      <w:del w:id="4" w:author="PR Preview" w:date="2026-01-01T00:00:00Z">
+        <w:r>
+          <w:delText xml:space="preserve"> </w:delText>
+        </w:r>
+      </w:del>
+      <w:del w:id="5" w:author="PR Preview" w:date="2026-01-01T00:00:00Z">
+        <w:r>
+          <w:delText xml:space="preserve">Given draws</w:delText>
+        </w:r>
+      </w:del>
+      <w:del w:id="6" w:author="PR Preview" w:date="2026-01-01T00:00:00Z">
+        <w:r>
+          <w:delText xml:space="preserve"> </w:delText>
+        </w:r>
+      </w:del>
+      <w:del w:id="7" w:author="PR Preview" w:date="2026-01-01T00:00:00Z">
+        <w:r>
+          <w:delText xml:space="preserve">$\mathord{\smash[b]{\underset{\raise.3ex\hbox{$\scriptstyle\sim$}}{\theta}}\vphantom{\theta}}^{(1)}, \ldots, \mathord{\smash[b]{\underset{\raise.3ex\hbox{$\scriptstyle\sim$}}{\theta}}\vphantom{\theta}}^{(M)} \ \sim_{\operatorname{iid}}\ \operatorname{p}(\mathord{\smash[b]{\underset{\raise.3ex\hbox{$\scriptstyle\sim$}}{\theta}}\vphantom{\theta}}\mid \mathord{\smash[b]{\underset{\raise.3ex\hbox{$\scriptstyle\sim$}}{y}}\vphantom{y}})$</w:delText>
+        </w:r>
+      </w:del>
+      <w:del w:id="8" w:author="PR Preview" w:date="2026-01-01T00:00:00Z">
+        <w:r>
+          <w:delText xml:space="preserve"> </w:delText>
+        </w:r>
+      </w:del>
+      <w:del w:id="9" w:author="PR Preview" w:date="2026-01-01T00:00:00Z">
+        <w:r>
+          <w:delText xml:space="preserve">and a function</w:delText>
+        </w:r>
+      </w:del>
+      <w:del w:id="10" w:author="PR Preview" w:date="2026-01-01T00:00:00Z">
+        <w:r>
+          <w:delText xml:space="preserve"> </w:delText>
+        </w:r>
+      </w:del>
+      <m:oMath>
+        <m:r>
+          <m:t>g</m:t>
+        </m:r>
+      </m:oMath>
+      <w:del w:id="11" w:author="PR Preview" w:date="2026-01-01T00:00:00Z">
+        <w:r>
+          <w:delText xml:space="preserve">,</w:delText>
+        </w:r>
+      </w:del>
+      <w:del w:id="12" w:author="PR Preview" w:date="2026-01-01T00:00:00Z">
+        <w:r>
+          <w:delText xml:space="preserve"> </w:delText>
+        </w:r>
+      </w:del>
+      <w:del w:id="13" w:author="PR Preview" w:date="2026-01-01T00:00:00Z">
+        <w:r>
+          <w:delText xml:space="preserve">the</w:delText>
+        </w:r>
+      </w:del>
+      <w:del w:id="14" w:author="PR Preview" w:date="2026-01-01T00:00:00Z">
+        <w:r>
+          <w:delText xml:space="preserve"> </w:delText>
+        </w:r>
+      </w:del>
+      <w:del w:id="15" w:author="PR Preview" w:date="2026-01-01T00:00:00Z">
+        <w:r>
+          <w:rPr>
+            <w:b/>
+            <w:bCs/>
+          </w:rPr>
+          <w:delText xml:space="preserve">Monte Carlo estimate</w:delText>
+        </w:r>
+      </w:del>
+      <w:del w:id="16" w:author="PR Preview" w:date="2026-01-01T00:00:00Z">
+        <w:r>
+          <w:delText xml:space="preserve"> </w:delText>
+        </w:r>
+      </w:del>
+      <w:del w:id="17" w:author="PR Preview" w:date="2026-01-01T00:00:00Z">
+        <w:r>
+          <w:delText xml:space="preserve">of the</w:delText>
+        </w:r>
+      </w:del>
+      <w:del w:id="18" w:author="PR Preview" w:date="2026-01-01T00:00:00Z">
+        <w:r>
+          <w:delText xml:space="preserve"> </w:delText>
+        </w:r>
+      </w:del>
+      <w:hyperlink w:anchor="def-posterior">
+        <w:del w:id="19" w:author="PR Preview" w:date="2026-01-01T00:00:00Z">
+          <w:r>
+            <w:rPr>
+              <w:rStyle w:val="Hyperlink"/>
+            </w:rPr>
+            <w:delText xml:space="preserve">posterior</w:delText>
+          </w:r>
+        </w:del>
       </w:hyperlink>
-      <w:r>
-        <w:t xml:space="preserve"> </w:t>
-      </w:r>
-      <w:r>
-        <w:t xml:space="preserve">expectation</w:t>
-      </w:r>
-      <w:r>
-        <w:t xml:space="preserve"> </w:t>
-      </w:r>
-      <w:r>
-        <w:t xml:space="preserve">$\operatorname{E}\mathopen{}\left[g(\mathord{\smash[b]{\underset{\raise.3ex\hbox{$\scriptstyle\sim$}}{\theta}}\vphantom{\theta}}) \mid \mathord{\smash[b]{\underset{\raise.3ex\hbox{$\scriptstyle\sim$}}{y}}\vphantom{y}}\right]\mathclose{}$</w:t>
-      </w:r>
-      <w:r>
-        <w:t xml:space="preserve"> </w:t>
-      </w:r>
-      <w:r>
-        <w:t xml:space="preserve">is</w:t>
-      </w:r>
+      <w:del w:id="20" w:author="PR Preview" w:date="2026-01-01T00:00:00Z">
+        <w:r>
+          <w:delText xml:space="preserve"> </w:delText>
+        </w:r>
+      </w:del>
+      <w:del w:id="21" w:author="PR Preview" w:date="2026-01-01T00:00:00Z">
+        <w:r>
+          <w:delText xml:space="preserve">expectation</w:delText>
+        </w:r>
+      </w:del>
+      <w:del w:id="22" w:author="PR Preview" w:date="2026-01-01T00:00:00Z">
+        <w:r>
+          <w:delText xml:space="preserve"> </w:delText>
+        </w:r>
+      </w:del>
+      <w:del w:id="23" w:author="PR Preview" w:date="2026-01-01T00:00:00Z">
+        <w:r>
+          <w:delText xml:space="preserve">$\operatorname{E}\mathopen{}\left[g(\mathord{\smash[b]{\underset{\raise.3ex\hbox{$\scriptstyle\sim$}}{\theta}}\vphantom{\theta}}) \mid \mathord{\smash[b]{\underset{\raise.3ex\hbox{$\scriptstyle\sim$}}{y}}\vphantom{y}}\right]\mathclose{}$</w:delText>
+        </w:r>
+      </w:del>
+      <w:del w:id="24" w:author="PR Preview" w:date="2026-01-01T00:00:00Z">
+        <w:r>
+          <w:delText xml:space="preserve"> </w:delText>
+        </w:r>
+      </w:del>
+      <w:del w:id="25" w:author="PR Preview" w:date="2026-01-01T00:00:00Z">
+        <w:r>
+          <w:delText xml:space="preserve">is</w:delText>
+        </w:r>
+      </w:del>
+    </w:p>
+    <w:p>
+      <w:pPr>
+        <w:pStyle w:val="FirstParagraph"/>
+      </w:pPr>
+      <w:ins w:id="26" w:author="PR Preview" w:date="2026-01-01T00:00:00Z">
+        <w:r>
+          <w:rPr>
+            <w:b/>
+            <w:bCs/>
+          </w:rPr>
+          <w:t xml:space="preserve">Definition 2 (Monte Carlo estimate)</w:t>
+        </w:r>
+      </w:ins>
+      <w:ins w:id="27" w:author="PR Preview" w:date="2026-01-01T00:00:00Z">
+        <w:r>
+          <w:t xml:space="preserve"> </w:t>
+        </w:r>
+      </w:ins>
+      <w:ins w:id="28" w:author="PR Preview" w:date="2026-01-01T00:00:00Z">
+        <w:r>
+          <w:t xml:space="preserve">Given draws</w:t>
+        </w:r>
+      </w:ins>
+      <w:ins w:id="29" w:author="PR Preview" w:date="2026-01-01T00:00:00Z">
+        <w:r>
+          <w:t xml:space="preserve"> </w:t>
+        </w:r>
+      </w:ins>
+      <w:ins w:id="30" w:author="PR Preview" w:date="2026-01-01T00:00:00Z">
+        <w:r>
+          <w:t xml:space="preserve">$\mathord{\smash[b]{\underset{\raise.3ex\hbox{$\scriptstyle\sim$}}{\theta}}\vphantom{\theta}}^{(1)}, \ldots, \mathord{\smash[b]{\underset{\raise.3ex\hbox{$\scriptstyle\sim$}}{\theta}}\vphantom{\theta}}^{(M)} \ \sim_{\operatorname{iid}}\ \operatorname{p}(\mathord{\smash[b]{\underset{\raise.3ex\hbox{$\scriptstyle\sim$}}{\theta}}\vphantom{\theta}}\mid \mathord{\smash[b]{\underset{\raise.3ex\hbox{$\scriptstyle\sim$}}{y}}\vphantom{y}})$</w:t>
+        </w:r>
+      </w:ins>
+      <w:ins w:id="31" w:author="PR Preview" w:date="2026-01-01T00:00:00Z">
+        <w:r>
+          <w:t xml:space="preserve"> </w:t>
+        </w:r>
+      </w:ins>
+      <w:ins w:id="32" w:author="PR Preview" w:date="2026-01-01T00:00:00Z">
+        <w:r>
+          <w:t xml:space="preserve">and a function</w:t>
+        </w:r>
+      </w:ins>
+      <w:ins w:id="33" w:author="PR Preview" w:date="2026-01-01T00:00:00Z">
+        <w:r>
+          <w:t xml:space="preserve"> </w:t>
+        </w:r>
+      </w:ins>
+      <m:oMath>
+        <m:r>
+          <m:t>g</m:t>
+        </m:r>
+      </m:oMath>
+      <w:ins w:id="34" w:author="PR Preview" w:date="2026-01-01T00:00:00Z">
+        <w:r>
+          <w:t xml:space="preserve">,</w:t>
+        </w:r>
+      </w:ins>
+      <w:ins w:id="35" w:author="PR Preview" w:date="2026-01-01T00:00:00Z">
+        <w:r>
+          <w:t xml:space="preserve"> </w:t>
+        </w:r>
+      </w:ins>
+      <w:ins w:id="36" w:author="PR Preview" w:date="2026-01-01T00:00:00Z">
+        <w:r>
+          <w:t xml:space="preserve">the</w:t>
+        </w:r>
+      </w:ins>
+      <w:ins w:id="37" w:author="PR Preview" w:date="2026-01-01T00:00:00Z">
+        <w:r>
+          <w:t xml:space="preserve"> </w:t>
+        </w:r>
+      </w:ins>
+      <w:ins w:id="38" w:author="PR Preview" w:date="2026-01-01T00:00:00Z">
+        <w:r>
+          <w:rPr>
+            <w:b/>
+            <w:bCs/>
+          </w:rPr>
+          <w:t xml:space="preserve">Monte Carlo estimate</w:t>
+        </w:r>
+      </w:ins>
+      <w:ins w:id="39" w:author="PR Preview" w:date="2026-01-01T00:00:00Z">
+        <w:r>
+          <w:t xml:space="preserve"> </w:t>
+        </w:r>
+      </w:ins>
+      <w:ins w:id="40" w:author="PR Preview" w:date="2026-01-01T00:00:00Z">
+        <w:r>
+          <w:t xml:space="preserve">of the</w:t>
+        </w:r>
+      </w:ins>
+      <w:ins w:id="41" w:author="PR Preview" w:date="2026-01-01T00:00:00Z">
+        <w:r>
+          <w:t xml:space="preserve"> </w:t>
+        </w:r>
+      </w:ins>
+      <w:hyperlink w:anchor="def-posterior">
+        <w:ins w:id="42" w:author="PR Preview" w:date="2026-01-01T00:00:00Z">
+          <w:r>
+            <w:rPr>
+              <w:rStyle w:val="Hyperlink"/>
+            </w:rPr>
+            <w:t xml:space="preserve">posterior</w:t>
+          </w:r>
+        </w:ins>
+      </w:hyperlink>
+      <w:ins w:id="43" w:author="PR Preview" w:date="2026-01-01T00:00:00Z">
+        <w:r>
+          <w:t xml:space="preserve"> </w:t>
+        </w:r>
+      </w:ins>
+      <w:ins w:id="44" w:author="PR Preview" w:date="2026-01-01T00:00:00Z">
+        <w:r>
+          <w:t xml:space="preserve">expectation</w:t>
+        </w:r>
+      </w:ins>
+      <w:ins w:id="45" w:author="PR Preview" w:date="2026-01-01T00:00:00Z">
+        <w:r>
+          <w:t xml:space="preserve"> </w:t>
+        </w:r>
+      </w:ins>
+      <w:ins w:id="46" w:author="PR Preview" w:date="2026-01-01T00:00:00Z">
+        <w:r>
+          <w:t xml:space="preserve">${\operatorname{E}\mathopen{}\left[g(\mathord{\smash[b]{\underset{\raise.3ex\hbox{$\scriptstyle\sim$}}{\theta}}\vphantom{\theta}}) \mid \mathord{\smash[b]{\underset{\raise.3ex\hbox{$\scriptstyle\sim$}}{y}}\vphantom{y}}\right]\mathclose{}}$</w:t>
+        </w:r>
+      </w:ins>
+      <w:ins w:id="47" w:author="PR Preview" w:date="2026-01-01T00:00:00Z">
+        <w:r>
+          <w:t xml:space="preserve"> </w:t>
+        </w:r>
+      </w:ins>
+      <w:ins w:id="48" w:author="PR Preview" w:date="2026-01-01T00:00:00Z">
+        <w:r>
+          <w:t xml:space="preserve">is</w:t>
+        </w:r>
+      </w:ins>
     </w:p>
     <w:p>
       <w:pPr>
@@ -2197,13 +2381,29 @@
       <w:pPr>
         <w:pStyle w:val="BodyText"/>
       </w:pPr>
-      <w:r>
-        <w:t xml:space="preserve">$$
+      <w:del w:id="49" w:author="PR Preview" w:date="2026-01-01T00:00:00Z">
+        <w:r>
+          <w:delText xml:space="preserve">$$
     \operatorname{p}\mathopen{}\left(\mathord{\smash[b]{\underset{\raise.3ex\hbox{$\scriptstyle\sim$}}{\theta}}\vphantom{\theta}}^{(t+1)} \mid \mathord{\smash[b]{\underset{\raise.3ex\hbox{$\scriptstyle\sim$}}{\theta}}\vphantom{\theta}}^{(t)}, \mathord{\smash[b]{\underset{\raise.3ex\hbox{$\scriptstyle\sim$}}{\theta}}\vphantom{\theta}}^{(t-1)}, \ldots, \mathord{\smash[b]{\underset{\raise.3ex\hbox{$\scriptstyle\sim$}}{\theta}}\vphantom{\theta}}^{(1)}\right)\mathclose{}
     =
     \operatorname{p}\mathopen{}\left(\mathord{\smash[b]{\underset{\raise.3ex\hbox{$\scriptstyle\sim$}}{\theta}}\vphantom{\theta}}^{(t+1)} \mid \mathord{\smash[b]{\underset{\raise.3ex\hbox{$\scriptstyle\sim$}}{\theta}}\vphantom{\theta}}^{(t)}\right)\mathclose{}.
+    $$</w:delText>
+        </w:r>
+      </w:del>
+    </w:p>
+    <w:p>
+      <w:pPr>
+        <w:pStyle w:val="BodyText"/>
+      </w:pPr>
+      <w:ins w:id="50" w:author="PR Preview" w:date="2026-01-01T00:00:00Z">
+        <w:r>
+          <w:t xml:space="preserve">$$
+    {\operatorname{p}\mathopen{}\left(\mathord{\smash[b]{\underset{\raise.3ex\hbox{$\scriptstyle\sim$}}{\theta}}\vphantom{\theta}}^{(t+1)} \mid \mathord{\smash[b]{\underset{\raise.3ex\hbox{$\scriptstyle\sim$}}{\theta}}\vphantom{\theta}}^{(t)}, \mathord{\smash[b]{\underset{\raise.3ex\hbox{$\scriptstyle\sim$}}{\theta}}\vphantom{\theta}}^{(t-1)}, \ldots, \mathord{\smash[b]{\underset{\raise.3ex\hbox{$\scriptstyle\sim$}}{\theta}}\vphantom{\theta}}^{(1)}\right)\mathclose{}}
+    =
+    {\operatorname{p}\mathopen{}\left(\mathord{\smash[b]{\underset{\raise.3ex\hbox{$\scriptstyle\sim$}}{\theta}}\vphantom{\theta}}^{(t+1)} \mid \mathord{\smash[b]{\underset{\raise.3ex\hbox{$\scriptstyle\sim$}}{\theta}}\vphantom{\theta}}^{(t)}\right)\mathclose{}}.
     $$</w:t>
-      </w:r>
+        </w:r>
+      </w:ins>
     </w:p>
     <w:p>
       <w:pPr>
@@ -20185,85 +20385,257 @@
       <w:pPr>
         <w:pStyle w:val="BodyText"/>
       </w:pPr>
-      <w:r>
-        <w:rPr>
-          <w:b/>
-          <w:bCs/>
-        </w:rPr>
-        <w:t xml:space="preserve">Definition 15 (Effective number of parameters)</w:t>
-      </w:r>
-      <w:r>
-        <w:t xml:space="preserve"> </w:t>
-      </w:r>
-      <w:r>
-        <w:t xml:space="preserve">Let</w:t>
-      </w:r>
-      <w:r>
-        <w:t xml:space="preserve"> </w:t>
-      </w:r>
-      <w:r>
-        <w:t xml:space="preserve">$\overline{D} \stackrel{\text{def}}{=}\operatorname{E}\mathopen{}\left[D(\mathord{\smash[b]{\underset{\raise.3ex\hbox{$\scriptstyle\sim$}}{\theta}}\vphantom{\theta}}) \mid \mathord{\smash[b]{\underset{\raise.3ex\hbox{$\scriptstyle\sim$}}{y}}\vphantom{y}}\right]\mathclose{}$</w:t>
-      </w:r>
-      <w:r>
-        <w:t xml:space="preserve"> </w:t>
-      </w:r>
-      <w:r>
-        <w:t xml:space="preserve">be the posterior mean of the</w:t>
-      </w:r>
-      <w:r>
-        <w:t xml:space="preserve"> </w:t>
-      </w:r>
-      <w:hyperlink w:anchor="def-bayes-deviance">
+      <w:del w:id="51" w:author="PR Preview" w:date="2026-01-01T00:00:00Z">
         <w:r>
           <w:rPr>
-            <w:rStyle w:val="Hyperlink"/>
+            <w:b/>
+            <w:bCs/>
           </w:rPr>
-          <w:t xml:space="preserve">deviance</w:t>
+          <w:delText xml:space="preserve">Definition 15 (Effective number of parameters)</w:delText>
         </w:r>
+      </w:del>
+      <w:del w:id="52" w:author="PR Preview" w:date="2026-01-01T00:00:00Z">
+        <w:r>
+          <w:delText xml:space="preserve"> </w:delText>
+        </w:r>
+      </w:del>
+      <w:del w:id="53" w:author="PR Preview" w:date="2026-01-01T00:00:00Z">
+        <w:r>
+          <w:delText xml:space="preserve">Let</w:delText>
+        </w:r>
+      </w:del>
+      <w:del w:id="54" w:author="PR Preview" w:date="2026-01-01T00:00:00Z">
+        <w:r>
+          <w:delText xml:space="preserve"> </w:delText>
+        </w:r>
+      </w:del>
+      <w:del w:id="55" w:author="PR Preview" w:date="2026-01-01T00:00:00Z">
+        <w:r>
+          <w:delText xml:space="preserve">$\overline{D} \stackrel{\text{def}}{=}\operatorname{E}\mathopen{}\left[D(\mathord{\smash[b]{\underset{\raise.3ex\hbox{$\scriptstyle\sim$}}{\theta}}\vphantom{\theta}}) \mid \mathord{\smash[b]{\underset{\raise.3ex\hbox{$\scriptstyle\sim$}}{y}}\vphantom{y}}\right]\mathclose{}$</w:delText>
+        </w:r>
+      </w:del>
+      <w:del w:id="56" w:author="PR Preview" w:date="2026-01-01T00:00:00Z">
+        <w:r>
+          <w:delText xml:space="preserve"> </w:delText>
+        </w:r>
+      </w:del>
+      <w:del w:id="57" w:author="PR Preview" w:date="2026-01-01T00:00:00Z">
+        <w:r>
+          <w:delText xml:space="preserve">be the posterior mean of the</w:delText>
+        </w:r>
+      </w:del>
+      <w:del w:id="58" w:author="PR Preview" w:date="2026-01-01T00:00:00Z">
+        <w:r>
+          <w:delText xml:space="preserve"> </w:delText>
+        </w:r>
+      </w:del>
+      <w:hyperlink w:anchor="def-bayes-deviance">
+        <w:del w:id="59" w:author="PR Preview" w:date="2026-01-01T00:00:00Z">
+          <w:r>
+            <w:rPr>
+              <w:rStyle w:val="Hyperlink"/>
+            </w:rPr>
+            <w:delText xml:space="preserve">deviance</w:delText>
+          </w:r>
+        </w:del>
       </w:hyperlink>
-      <w:r>
-        <w:t xml:space="preserve">,</w:t>
-      </w:r>
-      <w:r>
-        <w:t xml:space="preserve"> </w:t>
-      </w:r>
-      <w:r>
-        <w:t xml:space="preserve">and let</w:t>
-      </w:r>
-      <w:r>
-        <w:t xml:space="preserve"> </w:t>
-      </w:r>
-      <w:r>
-        <w:t xml:space="preserve">$\bar{\mathord{\smash[b]{\underset{\raise.3ex\hbox{$\scriptstyle\sim$}}{\theta}}\vphantom{\theta}}} \stackrel{\text{def}}{=}\operatorname{E}\mathopen{}\left[\mathord{\smash[b]{\underset{\raise.3ex\hbox{$\scriptstyle\sim$}}{\theta}}\vphantom{\theta}}\mid \mathord{\smash[b]{\underset{\raise.3ex\hbox{$\scriptstyle\sim$}}{y}}\vphantom{y}}\right]\mathclose{}$</w:t>
-      </w:r>
-      <w:r>
-        <w:t xml:space="preserve"> </w:t>
-      </w:r>
-      <w:r>
-        <w:t xml:space="preserve">be the posterior mean of the parameters.</w:t>
-      </w:r>
-      <w:r>
-        <w:t xml:space="preserve"> </w:t>
-      </w:r>
-      <w:r>
-        <w:t xml:space="preserve">The</w:t>
-      </w:r>
-      <w:r>
-        <w:t xml:space="preserve"> </w:t>
-      </w:r>
-      <w:r>
-        <w:rPr>
-          <w:b/>
-          <w:bCs/>
-        </w:rPr>
-        <w:t xml:space="preserve">effective number of parameters</w:t>
-      </w:r>
-      <w:r>
-        <w:t xml:space="preserve"> </w:t>
-      </w:r>
-      <w:r>
-        <w:t xml:space="preserve">is</w:t>
-      </w:r>
+      <w:del w:id="60" w:author="PR Preview" w:date="2026-01-01T00:00:00Z">
+        <w:r>
+          <w:delText xml:space="preserve">,</w:delText>
+        </w:r>
+      </w:del>
+      <w:del w:id="61" w:author="PR Preview" w:date="2026-01-01T00:00:00Z">
+        <w:r>
+          <w:delText xml:space="preserve"> </w:delText>
+        </w:r>
+      </w:del>
+      <w:del w:id="62" w:author="PR Preview" w:date="2026-01-01T00:00:00Z">
+        <w:r>
+          <w:delText xml:space="preserve">and let</w:delText>
+        </w:r>
+      </w:del>
+      <w:del w:id="63" w:author="PR Preview" w:date="2026-01-01T00:00:00Z">
+        <w:r>
+          <w:delText xml:space="preserve"> </w:delText>
+        </w:r>
+      </w:del>
+      <w:del w:id="64" w:author="PR Preview" w:date="2026-01-01T00:00:00Z">
+        <w:r>
+          <w:delText xml:space="preserve">$\bar{\mathord{\smash[b]{\underset{\raise.3ex\hbox{$\scriptstyle\sim$}}{\theta}}\vphantom{\theta}}} \stackrel{\text{def}}{=}\operatorname{E}\mathopen{}\left[\mathord{\smash[b]{\underset{\raise.3ex\hbox{$\scriptstyle\sim$}}{\theta}}\vphantom{\theta}}\mid \mathord{\smash[b]{\underset{\raise.3ex\hbox{$\scriptstyle\sim$}}{y}}\vphantom{y}}\right]\mathclose{}$</w:delText>
+        </w:r>
+      </w:del>
+      <w:del w:id="65" w:author="PR Preview" w:date="2026-01-01T00:00:00Z">
+        <w:r>
+          <w:delText xml:space="preserve"> </w:delText>
+        </w:r>
+      </w:del>
+      <w:del w:id="66" w:author="PR Preview" w:date="2026-01-01T00:00:00Z">
+        <w:r>
+          <w:delText xml:space="preserve">be the posterior mean of the parameters.</w:delText>
+        </w:r>
+      </w:del>
+      <w:del w:id="67" w:author="PR Preview" w:date="2026-01-01T00:00:00Z">
+        <w:r>
+          <w:delText xml:space="preserve"> </w:delText>
+        </w:r>
+      </w:del>
+      <w:del w:id="68" w:author="PR Preview" w:date="2026-01-01T00:00:00Z">
+        <w:r>
+          <w:delText xml:space="preserve">The</w:delText>
+        </w:r>
+      </w:del>
+      <w:del w:id="69" w:author="PR Preview" w:date="2026-01-01T00:00:00Z">
+        <w:r>
+          <w:delText xml:space="preserve"> </w:delText>
+        </w:r>
+      </w:del>
+      <w:del w:id="70" w:author="PR Preview" w:date="2026-01-01T00:00:00Z">
+        <w:r>
+          <w:rPr>
+            <w:b/>
+            <w:bCs/>
+          </w:rPr>
+          <w:delText xml:space="preserve">effective number of parameters</w:delText>
+        </w:r>
+      </w:del>
+      <w:del w:id="71" w:author="PR Preview" w:date="2026-01-01T00:00:00Z">
+        <w:r>
+          <w:delText xml:space="preserve"> </w:delText>
+        </w:r>
+      </w:del>
+      <w:del w:id="72" w:author="PR Preview" w:date="2026-01-01T00:00:00Z">
+        <w:r>
+          <w:delText xml:space="preserve">is</w:delText>
+        </w:r>
+      </w:del>
+    </w:p>
+    <w:p>
+      <w:pPr>
+        <w:pStyle w:val="BodyText"/>
+      </w:pPr>
+      <w:ins w:id="73" w:author="PR Preview" w:date="2026-01-01T00:00:00Z">
+        <w:r>
+          <w:rPr>
+            <w:b/>
+            <w:bCs/>
+          </w:rPr>
+          <w:t xml:space="preserve">Definition 15 (Effective number of parameters)</w:t>
+        </w:r>
+      </w:ins>
+      <w:ins w:id="74" w:author="PR Preview" w:date="2026-01-01T00:00:00Z">
+        <w:r>
+          <w:t xml:space="preserve"> </w:t>
+        </w:r>
+      </w:ins>
+      <w:ins w:id="75" w:author="PR Preview" w:date="2026-01-01T00:00:00Z">
+        <w:r>
+          <w:t xml:space="preserve">Let</w:t>
+        </w:r>
+      </w:ins>
+      <w:ins w:id="76" w:author="PR Preview" w:date="2026-01-01T00:00:00Z">
+        <w:r>
+          <w:t xml:space="preserve"> </w:t>
+        </w:r>
+      </w:ins>
+      <w:ins w:id="77" w:author="PR Preview" w:date="2026-01-01T00:00:00Z">
+        <w:r>
+          <w:t xml:space="preserve">$\overline{D} \stackrel{\text{def}}{=}{\operatorname{E}\mathopen{}\left[D(\mathord{\smash[b]{\underset{\raise.3ex\hbox{$\scriptstyle\sim$}}{\theta}}\vphantom{\theta}}) \mid \mathord{\smash[b]{\underset{\raise.3ex\hbox{$\scriptstyle\sim$}}{y}}\vphantom{y}}\right]\mathclose{}}$</w:t>
+        </w:r>
+      </w:ins>
+      <w:ins w:id="78" w:author="PR Preview" w:date="2026-01-01T00:00:00Z">
+        <w:r>
+          <w:t xml:space="preserve"> </w:t>
+        </w:r>
+      </w:ins>
+      <w:ins w:id="79" w:author="PR Preview" w:date="2026-01-01T00:00:00Z">
+        <w:r>
+          <w:t xml:space="preserve">be the posterior mean of the</w:t>
+        </w:r>
+      </w:ins>
+      <w:ins w:id="80" w:author="PR Preview" w:date="2026-01-01T00:00:00Z">
+        <w:r>
+          <w:t xml:space="preserve"> </w:t>
+        </w:r>
+      </w:ins>
+      <w:hyperlink w:anchor="def-bayes-deviance">
+        <w:ins w:id="81" w:author="PR Preview" w:date="2026-01-01T00:00:00Z">
+          <w:r>
+            <w:rPr>
+              <w:rStyle w:val="Hyperlink"/>
+            </w:rPr>
+            <w:t xml:space="preserve">deviance</w:t>
+          </w:r>
+        </w:ins>
+      </w:hyperlink>
+      <w:ins w:id="82" w:author="PR Preview" w:date="2026-01-01T00:00:00Z">
+        <w:r>
+          <w:t xml:space="preserve">,</w:t>
+        </w:r>
+      </w:ins>
+      <w:ins w:id="83" w:author="PR Preview" w:date="2026-01-01T00:00:00Z">
+        <w:r>
+          <w:t xml:space="preserve"> </w:t>
+        </w:r>
+      </w:ins>
+      <w:ins w:id="84" w:author="PR Preview" w:date="2026-01-01T00:00:00Z">
+        <w:r>
+          <w:t xml:space="preserve">and let</w:t>
+        </w:r>
+      </w:ins>
+      <w:ins w:id="85" w:author="PR Preview" w:date="2026-01-01T00:00:00Z">
+        <w:r>
+          <w:t xml:space="preserve"> </w:t>
+        </w:r>
+      </w:ins>
+      <w:ins w:id="86" w:author="PR Preview" w:date="2026-01-01T00:00:00Z">
+        <w:r>
+          <w:t xml:space="preserve">$\bar{\mathord{\smash[b]{\underset{\raise.3ex\hbox{$\scriptstyle\sim$}}{\theta}}\vphantom{\theta}}} \stackrel{\text{def}}{=}{\operatorname{E}\mathopen{}\left[\mathord{\smash[b]{\underset{\raise.3ex\hbox{$\scriptstyle\sim$}}{\theta}}\vphantom{\theta}}\mid \mathord{\smash[b]{\underset{\raise.3ex\hbox{$\scriptstyle\sim$}}{y}}\vphantom{y}}\right]\mathclose{}}$</w:t>
+        </w:r>
+      </w:ins>
+      <w:ins w:id="87" w:author="PR Preview" w:date="2026-01-01T00:00:00Z">
+        <w:r>
+          <w:t xml:space="preserve"> </w:t>
+        </w:r>
+      </w:ins>
+      <w:ins w:id="88" w:author="PR Preview" w:date="2026-01-01T00:00:00Z">
+        <w:r>
+          <w:t xml:space="preserve">be the posterior mean of the parameters.</w:t>
+        </w:r>
+      </w:ins>
+      <w:ins w:id="89" w:author="PR Preview" w:date="2026-01-01T00:00:00Z">
+        <w:r>
+          <w:t xml:space="preserve"> </w:t>
+        </w:r>
+      </w:ins>
+      <w:ins w:id="90" w:author="PR Preview" w:date="2026-01-01T00:00:00Z">
+        <w:r>
+          <w:t xml:space="preserve">The</w:t>
+        </w:r>
+      </w:ins>
+      <w:ins w:id="91" w:author="PR Preview" w:date="2026-01-01T00:00:00Z">
+        <w:r>
+          <w:t xml:space="preserve"> </w:t>
+        </w:r>
+      </w:ins>
+      <w:ins w:id="92" w:author="PR Preview" w:date="2026-01-01T00:00:00Z">
+        <w:r>
+          <w:rPr>
+            <w:b/>
+            <w:bCs/>
+          </w:rPr>
+          <w:t xml:space="preserve">effective number of parameters</w:t>
+        </w:r>
+      </w:ins>
+      <w:ins w:id="93" w:author="PR Preview" w:date="2026-01-01T00:00:00Z">
+        <w:r>
+          <w:t xml:space="preserve"> </w:t>
+        </w:r>
+      </w:ins>
+      <w:ins w:id="94" w:author="PR Preview" w:date="2026-01-01T00:00:00Z">
+        <w:r>
+          <w:t xml:space="preserve">is</w:t>
+        </w:r>
+      </w:ins>
     </w:p>
     <w:p>
       <w:pPr>
